--- a/Competency Interview.docx
+++ b/Competency Interview.docx
@@ -571,10 +571,7 @@
         <w:t>failure/setback</w:t>
       </w:r>
       <w:r>
-        <w:t xml:space="preserve">: </w:t>
-      </w:r>
-      <w:r>
-        <w:t>what went wrong → how you recognised it → what you changed → what you learned → what you now do differently.</w:t>
+        <w:t>: what went wrong → how you recognised it → what you changed → what you learned → what you now do differently.</w:t>
       </w:r>
     </w:p>
     <w:p>
@@ -636,13 +633,7 @@
         <w:t>segment level</w:t>
       </w:r>
       <w:r>
-        <w:t xml:space="preserve"> to understand where the deterioration was coming from and identify any unusual patterns. </w:t>
-      </w:r>
-      <w:r>
-        <w:t xml:space="preserve"> </w:t>
-      </w:r>
-      <w:r>
-        <w:t>During my investigation, I found something very unusual: customers with higher credit scores, who should normally be lower risk, were actually performing worse.</w:t>
+        <w:t xml:space="preserve"> to understand where the deterioration was coming from and identify any unusual patterns.  During my investigation, I found something very unusual: customers with higher credit scores, who should normally be lower risk, were actually performing worse.</w:t>
       </w:r>
     </w:p>
     <w:p>
@@ -854,14 +845,7 @@
           <w:b/>
           <w:bCs/>
         </w:rPr>
-        <w:t>rate</w:t>
-      </w:r>
-      <w:r>
-        <w:rPr>
-          <w:b/>
-          <w:bCs/>
-        </w:rPr>
-        <w:t xml:space="preserve"> to broker ranking, to customer selection and finally to credit performance</w:t>
+        <w:t>rate to broker ranking, to customer selection and finally to credit performance</w:t>
       </w:r>
       <w:r>
         <w:t>. We then discussed what could realistically be addressed through pricing and what needed to be controlled through Risk.</w:t>
@@ -1078,6 +1062,932 @@
       <w:r>
         <w:t>The main thing I learned was that influencing another function is much more effective when you first understand what they're trying to optimise and then use evidence to show the wider consequences and trade-offs.</w:t>
       </w:r>
+    </w:p>
+    <w:p>
+      <w:pPr>
+        <w:pStyle w:val="NormalWeb"/>
+      </w:pPr>
+    </w:p>
+    <w:p>
+      <w:pPr>
+        <w:pStyle w:val="NormalWeb"/>
+      </w:pPr>
+    </w:p>
+    <w:p>
+      <w:pPr>
+        <w:pStyle w:val="Heading2"/>
+      </w:pPr>
+      <w:r>
+        <w:lastRenderedPageBreak/>
+        <w:t>Teamwork</w:t>
+      </w:r>
+    </w:p>
+    <w:p>
+      <w:pPr>
+        <w:spacing w:before="100" w:beforeAutospacing="1" w:after="100" w:afterAutospacing="1" w:line="240" w:lineRule="auto"/>
+        <w:rPr>
+          <w:rFonts w:ascii="Times New Roman" w:eastAsia="Times New Roman" w:hAnsi="Times New Roman" w:cs="Times New Roman"/>
+          <w:kern w:val="0"/>
+          <w14:ligatures w14:val="none"/>
+        </w:rPr>
+      </w:pPr>
+      <w:r>
+        <w:rPr>
+          <w:rFonts w:ascii="Times New Roman" w:eastAsia="Times New Roman" w:hAnsi="Times New Roman" w:cs="Times New Roman"/>
+          <w:kern w:val="0"/>
+          <w14:ligatures w14:val="none"/>
+        </w:rPr>
+        <w:t>One example was a high-risk customer segmentation project, where we wanted to identify customers with different levels of future risk across a very large portfolio.</w:t>
+      </w:r>
+    </w:p>
+    <w:p>
+      <w:pPr>
+        <w:spacing w:before="100" w:beforeAutospacing="1" w:after="100" w:afterAutospacing="1" w:line="240" w:lineRule="auto"/>
+        <w:rPr>
+          <w:rFonts w:ascii="Times New Roman" w:eastAsia="Times New Roman" w:hAnsi="Times New Roman" w:cs="Times New Roman"/>
+          <w:kern w:val="0"/>
+          <w14:ligatures w14:val="none"/>
+        </w:rPr>
+      </w:pPr>
+      <w:r>
+        <w:rPr>
+          <w:rFonts w:ascii="Times New Roman" w:eastAsia="Times New Roman" w:hAnsi="Times New Roman" w:cs="Times New Roman"/>
+          <w:kern w:val="0"/>
+          <w14:ligatures w14:val="none"/>
+        </w:rPr>
+        <w:t xml:space="preserve">My role was mainly on the data science side. I worked with more than four million customers and over two thousand </w:t>
+      </w:r>
+      <w:proofErr w:type="gramStart"/>
+      <w:r>
+        <w:rPr>
+          <w:rFonts w:ascii="Times New Roman" w:eastAsia="Times New Roman" w:hAnsi="Times New Roman" w:cs="Times New Roman"/>
+          <w:kern w:val="0"/>
+          <w14:ligatures w14:val="none"/>
+        </w:rPr>
+        <w:t>features, and</w:t>
+      </w:r>
+      <w:proofErr w:type="gramEnd"/>
+      <w:r>
+        <w:rPr>
+          <w:rFonts w:ascii="Times New Roman" w:eastAsia="Times New Roman" w:hAnsi="Times New Roman" w:cs="Times New Roman"/>
+          <w:kern w:val="0"/>
+          <w14:ligatures w14:val="none"/>
+        </w:rPr>
+        <w:t xml:space="preserve"> used clustering techniques to identify different customer risk profiles. Based on the results, I created a simple Red, Amber and Green flag to represent the relative risk level of each customer.</w:t>
+      </w:r>
+    </w:p>
+    <w:p>
+      <w:pPr>
+        <w:spacing w:before="100" w:beforeAutospacing="1" w:after="100" w:afterAutospacing="1" w:line="240" w:lineRule="auto"/>
+        <w:rPr>
+          <w:rFonts w:ascii="Times New Roman" w:eastAsia="Times New Roman" w:hAnsi="Times New Roman" w:cs="Times New Roman"/>
+          <w:kern w:val="0"/>
+          <w14:ligatures w14:val="none"/>
+        </w:rPr>
+      </w:pPr>
+      <w:r>
+        <w:rPr>
+          <w:rFonts w:ascii="Times New Roman" w:eastAsia="Times New Roman" w:hAnsi="Times New Roman" w:cs="Times New Roman"/>
+          <w:kern w:val="0"/>
+          <w14:ligatures w14:val="none"/>
+        </w:rPr>
+        <w:t>The important part was that this wasn't intended to be a standalone analytical model. The flag was designed to be consumed by other teams, particularly Collections and Customer Service, so they could use the additional risk information when managing customers and deciding where additional attention or intervention might be needed.</w:t>
+      </w:r>
+    </w:p>
+    <w:p>
+      <w:pPr>
+        <w:spacing w:before="100" w:beforeAutospacing="1" w:after="100" w:afterAutospacing="1" w:line="240" w:lineRule="auto"/>
+        <w:rPr>
+          <w:rFonts w:ascii="Times New Roman" w:eastAsia="Times New Roman" w:hAnsi="Times New Roman" w:cs="Times New Roman"/>
+          <w:kern w:val="0"/>
+          <w14:ligatures w14:val="none"/>
+        </w:rPr>
+      </w:pPr>
+      <w:r>
+        <w:rPr>
+          <w:rFonts w:ascii="Times New Roman" w:eastAsia="Times New Roman" w:hAnsi="Times New Roman" w:cs="Times New Roman"/>
+          <w:kern w:val="0"/>
+          <w14:ligatures w14:val="none"/>
+        </w:rPr>
+        <w:t xml:space="preserve">Because of that, I worked closely with those teams to understand what information would </w:t>
+      </w:r>
+      <w:proofErr w:type="gramStart"/>
+      <w:r>
+        <w:rPr>
+          <w:rFonts w:ascii="Times New Roman" w:eastAsia="Times New Roman" w:hAnsi="Times New Roman" w:cs="Times New Roman"/>
+          <w:kern w:val="0"/>
+          <w14:ligatures w14:val="none"/>
+        </w:rPr>
+        <w:t>actually be</w:t>
+      </w:r>
+      <w:proofErr w:type="gramEnd"/>
+      <w:r>
+        <w:rPr>
+          <w:rFonts w:ascii="Times New Roman" w:eastAsia="Times New Roman" w:hAnsi="Times New Roman" w:cs="Times New Roman"/>
+          <w:kern w:val="0"/>
+          <w14:ligatures w14:val="none"/>
+        </w:rPr>
+        <w:t xml:space="preserve"> useful to them and how the flag could fit into their existing processes. I also shared the performance of each segment, so they could clearly understand what Red, Amber and Green represented in terms of actual customer behaviour and risk.</w:t>
+      </w:r>
+    </w:p>
+    <w:p>
+      <w:pPr>
+        <w:spacing w:before="100" w:beforeAutospacing="1" w:after="100" w:afterAutospacing="1" w:line="240" w:lineRule="auto"/>
+        <w:rPr>
+          <w:rFonts w:ascii="Times New Roman" w:eastAsia="Times New Roman" w:hAnsi="Times New Roman" w:cs="Times New Roman"/>
+          <w:kern w:val="0"/>
+          <w14:ligatures w14:val="none"/>
+        </w:rPr>
+      </w:pPr>
+      <w:r>
+        <w:rPr>
+          <w:rFonts w:ascii="Times New Roman" w:eastAsia="Times New Roman" w:hAnsi="Times New Roman" w:cs="Times New Roman"/>
+          <w:kern w:val="0"/>
+          <w14:ligatures w14:val="none"/>
+        </w:rPr>
+        <w:t>In this case, I didn't need to translate every element of the clustering model into a fully explainable decision rule, because the flag itself wasn't being used to automatically decline a customer or make a direct credit decision. What was more important was that the segmentation was robust, the risk ordering was clear, and the downstream teams understood what the flag meant and how it should be used.</w:t>
+      </w:r>
+    </w:p>
+    <w:p>
+      <w:pPr>
+        <w:spacing w:before="100" w:beforeAutospacing="1" w:after="100" w:afterAutospacing="1" w:line="240" w:lineRule="auto"/>
+        <w:rPr>
+          <w:rFonts w:ascii="Times New Roman" w:eastAsia="Times New Roman" w:hAnsi="Times New Roman" w:cs="Times New Roman"/>
+          <w:kern w:val="0"/>
+          <w14:ligatures w14:val="none"/>
+        </w:rPr>
+      </w:pPr>
+      <w:r>
+        <w:rPr>
+          <w:rFonts w:ascii="Times New Roman" w:eastAsia="Times New Roman" w:hAnsi="Times New Roman" w:cs="Times New Roman"/>
+          <w:kern w:val="0"/>
+          <w14:ligatures w14:val="none"/>
+        </w:rPr>
+        <w:t>The final segmentation showed very strong differentiation between the risk groups, and the Red/Amber/Green flag could then be passed to the relevant operational teams as an additional input into customer management.</w:t>
+      </w:r>
+    </w:p>
+    <w:p>
+      <w:pPr>
+        <w:spacing w:before="100" w:beforeAutospacing="1" w:after="100" w:afterAutospacing="1" w:line="240" w:lineRule="auto"/>
+        <w:rPr>
+          <w:rFonts w:ascii="Times New Roman" w:eastAsia="Times New Roman" w:hAnsi="Times New Roman" w:cs="Times New Roman"/>
+          <w:kern w:val="0"/>
+          <w14:ligatures w14:val="none"/>
+        </w:rPr>
+      </w:pPr>
+      <w:r>
+        <w:rPr>
+          <w:rFonts w:ascii="Times New Roman" w:eastAsia="Times New Roman" w:hAnsi="Times New Roman" w:cs="Times New Roman"/>
+          <w:kern w:val="0"/>
+          <w14:ligatures w14:val="none"/>
+        </w:rPr>
+        <w:t xml:space="preserve">What I learned from the project is that effective teamwork in data science is not just about building a technically strong model. You also need to understand how other teams will consume the output. In this case, my job was to turn quite complex modelling into a very simple signal that other teams could </w:t>
+      </w:r>
+      <w:proofErr w:type="gramStart"/>
+      <w:r>
+        <w:rPr>
+          <w:rFonts w:ascii="Times New Roman" w:eastAsia="Times New Roman" w:hAnsi="Times New Roman" w:cs="Times New Roman"/>
+          <w:kern w:val="0"/>
+          <w14:ligatures w14:val="none"/>
+        </w:rPr>
+        <w:t>actually use</w:t>
+      </w:r>
+      <w:proofErr w:type="gramEnd"/>
+      <w:r>
+        <w:rPr>
+          <w:rFonts w:ascii="Times New Roman" w:eastAsia="Times New Roman" w:hAnsi="Times New Roman" w:cs="Times New Roman"/>
+          <w:kern w:val="0"/>
+          <w14:ligatures w14:val="none"/>
+        </w:rPr>
+        <w:t xml:space="preserve"> in their day-to-day processes.</w:t>
+      </w:r>
+    </w:p>
+    <w:p>
+      <w:pPr>
+        <w:pStyle w:val="NormalWeb"/>
+      </w:pPr>
+    </w:p>
+    <w:p>
+      <w:pPr>
+        <w:spacing w:after="0" w:line="240" w:lineRule="auto"/>
+        <w:rPr>
+          <w:rFonts w:ascii="Times New Roman" w:eastAsia="Times New Roman" w:hAnsi="Times New Roman" w:cs="Times New Roman"/>
+          <w:kern w:val="0"/>
+          <w14:ligatures w14:val="none"/>
+        </w:rPr>
+      </w:pPr>
+      <w:proofErr w:type="gramStart"/>
+      <w:r>
+        <w:rPr>
+          <w:rFonts w:ascii="Times New Roman" w:eastAsia="Times New Roman" w:hAnsi="Symbol" w:cs="Times New Roman"/>
+          <w:kern w:val="0"/>
+          <w14:ligatures w14:val="none"/>
+        </w:rPr>
+        <w:t></w:t>
+      </w:r>
+      <w:r>
+        <w:rPr>
+          <w:rFonts w:ascii="Times New Roman" w:eastAsia="Times New Roman" w:hAnsi="Times New Roman" w:cs="Times New Roman"/>
+          <w:kern w:val="0"/>
+          <w14:ligatures w14:val="none"/>
+        </w:rPr>
+        <w:t xml:space="preserve">  </w:t>
+      </w:r>
+      <w:r>
+        <w:rPr>
+          <w:rFonts w:ascii="Times New Roman" w:eastAsia="Times New Roman" w:hAnsi="Times New Roman" w:cs="Times New Roman"/>
+          <w:b/>
+          <w:bCs/>
+          <w:kern w:val="0"/>
+          <w14:ligatures w14:val="none"/>
+        </w:rPr>
+        <w:t>“</w:t>
+      </w:r>
+      <w:proofErr w:type="gramEnd"/>
+      <w:r>
+        <w:rPr>
+          <w:rFonts w:ascii="Times New Roman" w:eastAsia="Times New Roman" w:hAnsi="Times New Roman" w:cs="Times New Roman"/>
+          <w:b/>
+          <w:bCs/>
+          <w:kern w:val="0"/>
+          <w14:ligatures w14:val="none"/>
+        </w:rPr>
+        <w:t>What was your specific contribution versus the rest of the team?”</w:t>
+      </w:r>
+      <w:r>
+        <w:rPr>
+          <w:rFonts w:ascii="Times New Roman" w:eastAsia="Times New Roman" w:hAnsi="Times New Roman" w:cs="Times New Roman"/>
+          <w:kern w:val="0"/>
+          <w14:ligatures w14:val="none"/>
+        </w:rPr>
+        <w:br/>
+        <w:t xml:space="preserve">Be very clear: you owned the analytical work—data preparation, clustering, validation and creation of the RAG flag—while Collections/Customer Service provided operational knowledge and helped determine how the output could be consumed. </w:t>
+      </w:r>
+    </w:p>
+    <w:p>
+      <w:pPr>
+        <w:spacing w:before="100" w:beforeAutospacing="1" w:after="100" w:afterAutospacing="1" w:line="240" w:lineRule="auto"/>
+        <w:rPr>
+          <w:rFonts w:ascii="Times New Roman" w:eastAsia="Times New Roman" w:hAnsi="Times New Roman" w:cs="Times New Roman"/>
+          <w:kern w:val="0"/>
+          <w14:ligatures w14:val="none"/>
+        </w:rPr>
+      </w:pPr>
+      <w:proofErr w:type="gramStart"/>
+      <w:r>
+        <w:rPr>
+          <w:rFonts w:ascii="Times New Roman" w:eastAsia="Times New Roman" w:hAnsi="Symbol" w:cs="Times New Roman"/>
+          <w:kern w:val="0"/>
+          <w14:ligatures w14:val="none"/>
+        </w:rPr>
+        <w:t></w:t>
+      </w:r>
+      <w:r>
+        <w:rPr>
+          <w:rFonts w:ascii="Times New Roman" w:eastAsia="Times New Roman" w:hAnsi="Times New Roman" w:cs="Times New Roman"/>
+          <w:kern w:val="0"/>
+          <w14:ligatures w14:val="none"/>
+        </w:rPr>
+        <w:t xml:space="preserve">  </w:t>
+      </w:r>
+      <w:r>
+        <w:rPr>
+          <w:rFonts w:ascii="Times New Roman" w:eastAsia="Times New Roman" w:hAnsi="Times New Roman" w:cs="Times New Roman"/>
+          <w:b/>
+          <w:bCs/>
+          <w:kern w:val="0"/>
+          <w14:ligatures w14:val="none"/>
+        </w:rPr>
+        <w:t>“</w:t>
+      </w:r>
+      <w:proofErr w:type="gramEnd"/>
+      <w:r>
+        <w:rPr>
+          <w:rFonts w:ascii="Times New Roman" w:eastAsia="Times New Roman" w:hAnsi="Times New Roman" w:cs="Times New Roman"/>
+          <w:b/>
+          <w:bCs/>
+          <w:kern w:val="0"/>
+          <w14:ligatures w14:val="none"/>
+        </w:rPr>
+        <w:t>How did you work with the Collections/Customer Service team?”</w:t>
+      </w:r>
+      <w:r>
+        <w:rPr>
+          <w:rFonts w:ascii="Times New Roman" w:eastAsia="Times New Roman" w:hAnsi="Times New Roman" w:cs="Times New Roman"/>
+          <w:kern w:val="0"/>
+          <w14:ligatures w14:val="none"/>
+        </w:rPr>
+        <w:br/>
+        <w:t>Don't just say “we had meetings.” Explain what information you needed from them and what you gave back:</w:t>
+      </w:r>
+    </w:p>
+    <w:p>
+      <w:pPr>
+        <w:spacing w:before="100" w:beforeAutospacing="1" w:after="100" w:afterAutospacing="1" w:line="240" w:lineRule="auto"/>
+        <w:rPr>
+          <w:rFonts w:ascii="Times New Roman" w:eastAsia="Times New Roman" w:hAnsi="Times New Roman" w:cs="Times New Roman"/>
+          <w:kern w:val="0"/>
+          <w14:ligatures w14:val="none"/>
+        </w:rPr>
+      </w:pPr>
+      <w:r>
+        <w:rPr>
+          <w:rFonts w:ascii="Times New Roman" w:eastAsia="Times New Roman" w:hAnsi="Times New Roman" w:cs="Times New Roman"/>
+          <w:kern w:val="0"/>
+          <w14:ligatures w14:val="none"/>
+        </w:rPr>
+        <w:t xml:space="preserve">“I needed to understand how they would consume the flag and what level of information would be useful operationally. In return, I explained the segment performance and what Red, Amber and Green </w:t>
+      </w:r>
+      <w:proofErr w:type="gramStart"/>
+      <w:r>
+        <w:rPr>
+          <w:rFonts w:ascii="Times New Roman" w:eastAsia="Times New Roman" w:hAnsi="Times New Roman" w:cs="Times New Roman"/>
+          <w:kern w:val="0"/>
+          <w14:ligatures w14:val="none"/>
+        </w:rPr>
+        <w:t>actually represented</w:t>
+      </w:r>
+      <w:proofErr w:type="gramEnd"/>
+      <w:r>
+        <w:rPr>
+          <w:rFonts w:ascii="Times New Roman" w:eastAsia="Times New Roman" w:hAnsi="Times New Roman" w:cs="Times New Roman"/>
+          <w:kern w:val="0"/>
+          <w14:ligatures w14:val="none"/>
+        </w:rPr>
+        <w:t>.”</w:t>
+      </w:r>
+    </w:p>
+    <w:p>
+      <w:pPr>
+        <w:pStyle w:val="pdq2pgselectionanchorcontainer"/>
+      </w:pPr>
+      <w:proofErr w:type="gramStart"/>
+      <w:r>
+        <w:rPr>
+          <w:rFonts w:hAnsi="Symbol"/>
+        </w:rPr>
+        <w:lastRenderedPageBreak/>
+        <w:t></w:t>
+      </w:r>
+      <w:r>
+        <w:t xml:space="preserve">  </w:t>
+      </w:r>
+      <w:r>
+        <w:rPr>
+          <w:b/>
+          <w:bCs/>
+        </w:rPr>
+        <w:t>“</w:t>
+      </w:r>
+      <w:proofErr w:type="gramEnd"/>
+      <w:r>
+        <w:rPr>
+          <w:b/>
+          <w:bCs/>
+        </w:rPr>
+        <w:t>Did you have any challenges working with them?”</w:t>
+      </w:r>
+      <w:r>
+        <w:br/>
+      </w:r>
+      <w:r>
+        <w:t>One challenge was deciding how granular the final segmentation should be. From a modelling perspective, I initially preferred a larger number of clusters because it captured more variation in customer behaviour and gave us a more detailed segmentation.</w:t>
+      </w:r>
+    </w:p>
+    <w:p>
+      <w:pPr>
+        <w:pStyle w:val="NormalWeb"/>
+      </w:pPr>
+      <w:r>
+        <w:t>However, after several rounds of discussion with the downstream teams, it became clear that too many segments would make the output harder to interpret and use operationally. They needed something simple and consistent that could fit into their existing processes.</w:t>
+      </w:r>
+    </w:p>
+    <w:p>
+      <w:pPr>
+        <w:pStyle w:val="NormalWeb"/>
+      </w:pPr>
+      <w:proofErr w:type="gramStart"/>
+      <w:r>
+        <w:t>So</w:t>
+      </w:r>
+      <w:proofErr w:type="gramEnd"/>
+      <w:r>
+        <w:t xml:space="preserve"> we worked through the trade-off between model </w:t>
+      </w:r>
+      <w:r>
+        <w:t>performance</w:t>
+      </w:r>
+      <w:r>
+        <w:t xml:space="preserve"> and </w:t>
+      </w:r>
+      <w:proofErr w:type="gramStart"/>
+      <w:r>
+        <w:t>usability, and</w:t>
+      </w:r>
+      <w:proofErr w:type="gramEnd"/>
+      <w:r>
+        <w:t xml:space="preserve"> eventually agreed on three final risk categories: Red, Amber and Green. I then mapped the underlying clustering results into those three categories while making sure that there was still clear separation in risk performance between them.</w:t>
+      </w:r>
+    </w:p>
+    <w:p>
+      <w:pPr>
+        <w:pStyle w:val="NormalWeb"/>
+      </w:pPr>
+      <w:r>
+        <w:t xml:space="preserve">That was a useful lesson for me because the analytically most detailed solution isn't always the most effective business solution. Sometimes simplifying the output </w:t>
+      </w:r>
+      <w:proofErr w:type="gramStart"/>
+      <w:r>
+        <w:t>actually makes</w:t>
+      </w:r>
+      <w:proofErr w:type="gramEnd"/>
+      <w:r>
+        <w:t xml:space="preserve"> the model more valuable because people can use it consistently.</w:t>
+      </w:r>
+    </w:p>
+    <w:p>
+      <w:pPr>
+        <w:spacing w:before="100" w:beforeAutospacing="1" w:after="100" w:afterAutospacing="1" w:line="240" w:lineRule="auto"/>
+        <w:rPr>
+          <w:rFonts w:ascii="Times New Roman" w:eastAsia="Times New Roman" w:hAnsi="Times New Roman" w:cs="Times New Roman"/>
+          <w:kern w:val="0"/>
+          <w14:ligatures w14:val="none"/>
+        </w:rPr>
+      </w:pPr>
+      <w:proofErr w:type="gramStart"/>
+      <w:r>
+        <w:rPr>
+          <w:rFonts w:ascii="Times New Roman" w:eastAsia="Times New Roman" w:hAnsi="Symbol" w:cs="Times New Roman"/>
+          <w:kern w:val="0"/>
+          <w14:ligatures w14:val="none"/>
+        </w:rPr>
+        <w:t></w:t>
+      </w:r>
+      <w:r>
+        <w:rPr>
+          <w:rFonts w:ascii="Times New Roman" w:eastAsia="Times New Roman" w:hAnsi="Times New Roman" w:cs="Times New Roman"/>
+          <w:kern w:val="0"/>
+          <w14:ligatures w14:val="none"/>
+        </w:rPr>
+        <w:t xml:space="preserve">  </w:t>
+      </w:r>
+      <w:r>
+        <w:rPr>
+          <w:rFonts w:ascii="Times New Roman" w:eastAsia="Times New Roman" w:hAnsi="Times New Roman" w:cs="Times New Roman"/>
+          <w:b/>
+          <w:bCs/>
+          <w:kern w:val="0"/>
+          <w14:ligatures w14:val="none"/>
+        </w:rPr>
+        <w:t>“</w:t>
+      </w:r>
+      <w:proofErr w:type="gramEnd"/>
+      <w:r>
+        <w:rPr>
+          <w:rFonts w:ascii="Times New Roman" w:eastAsia="Times New Roman" w:hAnsi="Times New Roman" w:cs="Times New Roman"/>
+          <w:b/>
+          <w:bCs/>
+          <w:kern w:val="0"/>
+          <w14:ligatures w14:val="none"/>
+        </w:rPr>
+        <w:t>How did you communicate the technical results to non-technical colleagues?”</w:t>
+      </w:r>
+      <w:r>
+        <w:rPr>
+          <w:rFonts w:ascii="Times New Roman" w:eastAsia="Times New Roman" w:hAnsi="Times New Roman" w:cs="Times New Roman"/>
+          <w:kern w:val="0"/>
+          <w14:ligatures w14:val="none"/>
+        </w:rPr>
+        <w:br/>
+        <w:t>This is very likely.</w:t>
+      </w:r>
+    </w:p>
+    <w:p>
+      <w:pPr>
+        <w:spacing w:before="100" w:beforeAutospacing="1" w:after="100" w:afterAutospacing="1" w:line="240" w:lineRule="auto"/>
+        <w:rPr>
+          <w:rFonts w:ascii="Times New Roman" w:eastAsia="Times New Roman" w:hAnsi="Times New Roman" w:cs="Times New Roman"/>
+          <w:kern w:val="0"/>
+          <w14:ligatures w14:val="none"/>
+        </w:rPr>
+      </w:pPr>
+      <w:r>
+        <w:rPr>
+          <w:rFonts w:ascii="Times New Roman" w:eastAsia="Times New Roman" w:hAnsi="Times New Roman" w:cs="Times New Roman"/>
+          <w:kern w:val="0"/>
+          <w14:ligatures w14:val="none"/>
+        </w:rPr>
+        <w:t>“I didn't focus on K-means or the mathematical details. I focused on what each RAG group meant, how different their observed risk was, and how the flag could support their existing processes.”</w:t>
+      </w:r>
+    </w:p>
+    <w:p>
+      <w:pPr>
+        <w:spacing w:before="100" w:beforeAutospacing="1" w:after="100" w:afterAutospacing="1" w:line="240" w:lineRule="auto"/>
+        <w:rPr>
+          <w:rFonts w:ascii="Times New Roman" w:eastAsia="Times New Roman" w:hAnsi="Times New Roman" w:cs="Times New Roman"/>
+          <w:kern w:val="0"/>
+          <w14:ligatures w14:val="none"/>
+        </w:rPr>
+      </w:pPr>
+      <w:proofErr w:type="gramStart"/>
+      <w:r>
+        <w:rPr>
+          <w:rFonts w:ascii="Times New Roman" w:eastAsia="Times New Roman" w:hAnsi="Symbol" w:cs="Times New Roman"/>
+          <w:kern w:val="0"/>
+          <w14:ligatures w14:val="none"/>
+        </w:rPr>
+        <w:t></w:t>
+      </w:r>
+      <w:r>
+        <w:rPr>
+          <w:rFonts w:ascii="Times New Roman" w:eastAsia="Times New Roman" w:hAnsi="Times New Roman" w:cs="Times New Roman"/>
+          <w:kern w:val="0"/>
+          <w14:ligatures w14:val="none"/>
+        </w:rPr>
+        <w:t xml:space="preserve">  </w:t>
+      </w:r>
+      <w:r>
+        <w:rPr>
+          <w:rFonts w:ascii="Times New Roman" w:eastAsia="Times New Roman" w:hAnsi="Times New Roman" w:cs="Times New Roman"/>
+          <w:b/>
+          <w:bCs/>
+          <w:kern w:val="0"/>
+          <w14:ligatures w14:val="none"/>
+        </w:rPr>
+        <w:t>“</w:t>
+      </w:r>
+      <w:proofErr w:type="gramEnd"/>
+      <w:r>
+        <w:rPr>
+          <w:rFonts w:ascii="Times New Roman" w:eastAsia="Times New Roman" w:hAnsi="Times New Roman" w:cs="Times New Roman"/>
+          <w:b/>
+          <w:bCs/>
+          <w:kern w:val="0"/>
+          <w14:ligatures w14:val="none"/>
+        </w:rPr>
+        <w:t>Why did you choose Red/Amber/Green?”</w:t>
+      </w:r>
+    </w:p>
+    <w:p>
+      <w:pPr>
+        <w:spacing w:before="100" w:beforeAutospacing="1" w:after="100" w:afterAutospacing="1" w:line="240" w:lineRule="auto"/>
+        <w:rPr>
+          <w:rFonts w:ascii="Times New Roman" w:eastAsia="Times New Roman" w:hAnsi="Times New Roman" w:cs="Times New Roman"/>
+          <w:kern w:val="0"/>
+          <w14:ligatures w14:val="none"/>
+        </w:rPr>
+      </w:pPr>
+      <w:r>
+        <w:rPr>
+          <w:rFonts w:ascii="Times New Roman" w:eastAsia="Times New Roman" w:hAnsi="Times New Roman" w:cs="Times New Roman"/>
+          <w:kern w:val="0"/>
+          <w14:ligatures w14:val="none"/>
+        </w:rPr>
+        <w:t xml:space="preserve">“The underlying analysis was much more complex, but the downstream users didn't need </w:t>
+      </w:r>
+      <w:proofErr w:type="gramStart"/>
+      <w:r>
+        <w:rPr>
+          <w:rFonts w:ascii="Times New Roman" w:eastAsia="Times New Roman" w:hAnsi="Times New Roman" w:cs="Times New Roman"/>
+          <w:kern w:val="0"/>
+          <w14:ligatures w14:val="none"/>
+        </w:rPr>
+        <w:t>all of</w:t>
+      </w:r>
+      <w:proofErr w:type="gramEnd"/>
+      <w:r>
+        <w:rPr>
+          <w:rFonts w:ascii="Times New Roman" w:eastAsia="Times New Roman" w:hAnsi="Times New Roman" w:cs="Times New Roman"/>
+          <w:kern w:val="0"/>
+          <w14:ligatures w14:val="none"/>
+        </w:rPr>
+        <w:t xml:space="preserve"> that complexity. RAG provided a simple, consistent signal that could easily be incorporated into existing processes.”</w:t>
+      </w:r>
+    </w:p>
+    <w:p>
+      <w:pPr>
+        <w:spacing w:after="0" w:line="240" w:lineRule="auto"/>
+        <w:rPr>
+          <w:rFonts w:ascii="Times New Roman" w:eastAsia="Times New Roman" w:hAnsi="Times New Roman" w:cs="Times New Roman"/>
+          <w:kern w:val="0"/>
+          <w14:ligatures w14:val="none"/>
+        </w:rPr>
+      </w:pPr>
+      <w:proofErr w:type="gramStart"/>
+      <w:r>
+        <w:rPr>
+          <w:rFonts w:ascii="Times New Roman" w:eastAsia="Times New Roman" w:hAnsi="Symbol" w:cs="Times New Roman"/>
+          <w:kern w:val="0"/>
+          <w14:ligatures w14:val="none"/>
+        </w:rPr>
+        <w:t></w:t>
+      </w:r>
+      <w:r>
+        <w:rPr>
+          <w:rFonts w:ascii="Times New Roman" w:eastAsia="Times New Roman" w:hAnsi="Times New Roman" w:cs="Times New Roman"/>
+          <w:kern w:val="0"/>
+          <w14:ligatures w14:val="none"/>
+        </w:rPr>
+        <w:t xml:space="preserve">  </w:t>
+      </w:r>
+      <w:r>
+        <w:rPr>
+          <w:rFonts w:ascii="Times New Roman" w:eastAsia="Times New Roman" w:hAnsi="Times New Roman" w:cs="Times New Roman"/>
+          <w:b/>
+          <w:bCs/>
+          <w:kern w:val="0"/>
+          <w14:ligatures w14:val="none"/>
+        </w:rPr>
+        <w:t>“</w:t>
+      </w:r>
+      <w:proofErr w:type="gramEnd"/>
+      <w:r>
+        <w:rPr>
+          <w:rFonts w:ascii="Times New Roman" w:eastAsia="Times New Roman" w:hAnsi="Times New Roman" w:cs="Times New Roman"/>
+          <w:b/>
+          <w:bCs/>
+          <w:kern w:val="0"/>
+          <w14:ligatures w14:val="none"/>
+        </w:rPr>
+        <w:t>How did you know the segmentation was successful?”</w:t>
+      </w:r>
+      <w:r>
+        <w:rPr>
+          <w:rFonts w:ascii="Times New Roman" w:eastAsia="Times New Roman" w:hAnsi="Times New Roman" w:cs="Times New Roman"/>
+          <w:kern w:val="0"/>
+          <w14:ligatures w14:val="none"/>
+        </w:rPr>
+        <w:br/>
+        <w:t xml:space="preserve">Here you can bring back your quantitative evidence: clear </w:t>
+      </w:r>
+      <w:r>
+        <w:rPr>
+          <w:rFonts w:ascii="Times New Roman" w:eastAsia="Times New Roman" w:hAnsi="Times New Roman" w:cs="Times New Roman"/>
+          <w:b/>
+          <w:bCs/>
+          <w:kern w:val="0"/>
+          <w14:ligatures w14:val="none"/>
+        </w:rPr>
+        <w:t>risk ordering</w:t>
+      </w:r>
+      <w:r>
+        <w:rPr>
+          <w:rFonts w:ascii="Times New Roman" w:eastAsia="Times New Roman" w:hAnsi="Times New Roman" w:cs="Times New Roman"/>
+          <w:kern w:val="0"/>
+          <w14:ligatures w14:val="none"/>
+        </w:rPr>
+        <w:t xml:space="preserve"> between Green → Amber → Red and the substantial differences you observed in delinquency/bad-balance outcomes. </w:t>
+      </w:r>
+    </w:p>
+    <w:p>
+      <w:pPr>
+        <w:spacing w:after="0" w:line="240" w:lineRule="auto"/>
+        <w:rPr>
+          <w:rFonts w:ascii="Times New Roman" w:eastAsia="Times New Roman" w:hAnsi="Times New Roman" w:cs="Times New Roman"/>
+          <w:kern w:val="0"/>
+          <w14:ligatures w14:val="none"/>
+        </w:rPr>
+      </w:pPr>
+      <w:proofErr w:type="gramStart"/>
+      <w:r>
+        <w:rPr>
+          <w:rFonts w:ascii="Times New Roman" w:eastAsia="Times New Roman" w:hAnsi="Symbol" w:cs="Times New Roman"/>
+          <w:kern w:val="0"/>
+          <w14:ligatures w14:val="none"/>
+        </w:rPr>
+        <w:t></w:t>
+      </w:r>
+      <w:r>
+        <w:rPr>
+          <w:rFonts w:ascii="Times New Roman" w:eastAsia="Times New Roman" w:hAnsi="Times New Roman" w:cs="Times New Roman"/>
+          <w:kern w:val="0"/>
+          <w14:ligatures w14:val="none"/>
+        </w:rPr>
+        <w:t xml:space="preserve">  </w:t>
+      </w:r>
+      <w:r>
+        <w:rPr>
+          <w:rFonts w:ascii="Times New Roman" w:eastAsia="Times New Roman" w:hAnsi="Times New Roman" w:cs="Times New Roman"/>
+          <w:b/>
+          <w:bCs/>
+          <w:kern w:val="0"/>
+          <w14:ligatures w14:val="none"/>
+        </w:rPr>
+        <w:t>“</w:t>
+      </w:r>
+      <w:proofErr w:type="gramEnd"/>
+      <w:r>
+        <w:rPr>
+          <w:rFonts w:ascii="Times New Roman" w:eastAsia="Times New Roman" w:hAnsi="Times New Roman" w:cs="Times New Roman"/>
+          <w:b/>
+          <w:bCs/>
+          <w:kern w:val="0"/>
+          <w14:ligatures w14:val="none"/>
+        </w:rPr>
+        <w:t>What happened after you handed the output over?”</w:t>
+      </w:r>
+      <w:r>
+        <w:rPr>
+          <w:rFonts w:ascii="Times New Roman" w:eastAsia="Times New Roman" w:hAnsi="Times New Roman" w:cs="Times New Roman"/>
+          <w:kern w:val="0"/>
+          <w14:ligatures w14:val="none"/>
+        </w:rPr>
+        <w:br/>
+        <w:t xml:space="preserve">This is important. Be ready to explain exactly </w:t>
+      </w:r>
+      <w:r>
+        <w:rPr>
+          <w:rFonts w:ascii="Times New Roman" w:eastAsia="Times New Roman" w:hAnsi="Times New Roman" w:cs="Times New Roman"/>
+          <w:b/>
+          <w:bCs/>
+          <w:kern w:val="0"/>
+          <w14:ligatures w14:val="none"/>
+        </w:rPr>
+        <w:t>how Collections/Customer Service used or planned to use the flag</w:t>
+      </w:r>
+      <w:r>
+        <w:rPr>
+          <w:rFonts w:ascii="Times New Roman" w:eastAsia="Times New Roman" w:hAnsi="Times New Roman" w:cs="Times New Roman"/>
+          <w:kern w:val="0"/>
+          <w14:ligatures w14:val="none"/>
+        </w:rPr>
+        <w:t xml:space="preserve">, whether you received feedback, and whether you monitored subsequent performance. </w:t>
+      </w:r>
+    </w:p>
+    <w:p>
+      <w:pPr>
+        <w:spacing w:before="100" w:beforeAutospacing="1" w:after="100" w:afterAutospacing="1" w:line="240" w:lineRule="auto"/>
+        <w:rPr>
+          <w:rFonts w:ascii="Times New Roman" w:eastAsia="Times New Roman" w:hAnsi="Times New Roman" w:cs="Times New Roman"/>
+          <w:kern w:val="0"/>
+          <w14:ligatures w14:val="none"/>
+        </w:rPr>
+      </w:pPr>
+      <w:proofErr w:type="gramStart"/>
+      <w:r>
+        <w:rPr>
+          <w:rFonts w:ascii="Times New Roman" w:eastAsia="Times New Roman" w:hAnsi="Symbol" w:cs="Times New Roman"/>
+          <w:kern w:val="0"/>
+          <w14:ligatures w14:val="none"/>
+        </w:rPr>
+        <w:t></w:t>
+      </w:r>
+      <w:r>
+        <w:rPr>
+          <w:rFonts w:ascii="Times New Roman" w:eastAsia="Times New Roman" w:hAnsi="Times New Roman" w:cs="Times New Roman"/>
+          <w:kern w:val="0"/>
+          <w14:ligatures w14:val="none"/>
+        </w:rPr>
+        <w:t xml:space="preserve">  </w:t>
+      </w:r>
+      <w:r>
+        <w:rPr>
+          <w:rFonts w:ascii="Times New Roman" w:eastAsia="Times New Roman" w:hAnsi="Times New Roman" w:cs="Times New Roman"/>
+          <w:b/>
+          <w:bCs/>
+          <w:kern w:val="0"/>
+          <w14:ligatures w14:val="none"/>
+        </w:rPr>
+        <w:t>“</w:t>
+      </w:r>
+      <w:proofErr w:type="gramEnd"/>
+      <w:r>
+        <w:rPr>
+          <w:rFonts w:ascii="Times New Roman" w:eastAsia="Times New Roman" w:hAnsi="Times New Roman" w:cs="Times New Roman"/>
+          <w:b/>
+          <w:bCs/>
+          <w:kern w:val="0"/>
+          <w14:ligatures w14:val="none"/>
+        </w:rPr>
+        <w:t>What would you do differently?”</w:t>
+      </w:r>
+      <w:r>
+        <w:rPr>
+          <w:rFonts w:ascii="Times New Roman" w:eastAsia="Times New Roman" w:hAnsi="Times New Roman" w:cs="Times New Roman"/>
+          <w:kern w:val="0"/>
+          <w14:ligatures w14:val="none"/>
+        </w:rPr>
+        <w:br/>
+        <w:t>A good senior-level answer would be:</w:t>
+      </w:r>
+    </w:p>
+    <w:p>
+      <w:pPr>
+        <w:spacing w:before="100" w:beforeAutospacing="1" w:after="100" w:afterAutospacing="1" w:line="240" w:lineRule="auto"/>
+        <w:rPr>
+          <w:rFonts w:ascii="Times New Roman" w:eastAsia="Times New Roman" w:hAnsi="Times New Roman" w:cs="Times New Roman"/>
+          <w:kern w:val="0"/>
+          <w14:ligatures w14:val="none"/>
+        </w:rPr>
+      </w:pPr>
+      <w:r>
+        <w:rPr>
+          <w:rFonts w:ascii="Times New Roman" w:eastAsia="Times New Roman" w:hAnsi="Times New Roman" w:cs="Times New Roman"/>
+          <w:kern w:val="0"/>
+          <w14:ligatures w14:val="none"/>
+        </w:rPr>
+        <w:t xml:space="preserve">“I would involve the downstream users even earlier. It's easy as a data scientist to focus initially on finding the strongest analytical </w:t>
+      </w:r>
+      <w:proofErr w:type="gramStart"/>
+      <w:r>
+        <w:rPr>
+          <w:rFonts w:ascii="Times New Roman" w:eastAsia="Times New Roman" w:hAnsi="Times New Roman" w:cs="Times New Roman"/>
+          <w:kern w:val="0"/>
+          <w14:ligatures w14:val="none"/>
+        </w:rPr>
+        <w:t>solution, but</w:t>
+      </w:r>
+      <w:proofErr w:type="gramEnd"/>
+      <w:r>
+        <w:rPr>
+          <w:rFonts w:ascii="Times New Roman" w:eastAsia="Times New Roman" w:hAnsi="Times New Roman" w:cs="Times New Roman"/>
+          <w:kern w:val="0"/>
+          <w14:ligatures w14:val="none"/>
+        </w:rPr>
+        <w:t xml:space="preserve"> understanding how the output will </w:t>
+      </w:r>
+      <w:proofErr w:type="gramStart"/>
+      <w:r>
+        <w:rPr>
+          <w:rFonts w:ascii="Times New Roman" w:eastAsia="Times New Roman" w:hAnsi="Times New Roman" w:cs="Times New Roman"/>
+          <w:kern w:val="0"/>
+          <w14:ligatures w14:val="none"/>
+        </w:rPr>
+        <w:t>actually be</w:t>
+      </w:r>
+      <w:proofErr w:type="gramEnd"/>
+      <w:r>
+        <w:rPr>
+          <w:rFonts w:ascii="Times New Roman" w:eastAsia="Times New Roman" w:hAnsi="Times New Roman" w:cs="Times New Roman"/>
+          <w:kern w:val="0"/>
+          <w14:ligatures w14:val="none"/>
+        </w:rPr>
+        <w:t xml:space="preserve"> consumed can influence the design from the beginning.”</w:t>
+      </w:r>
+    </w:p>
+    <w:p>
+      <w:pPr>
+        <w:spacing w:before="100" w:beforeAutospacing="1" w:after="100" w:afterAutospacing="1" w:line="240" w:lineRule="auto"/>
+        <w:rPr>
+          <w:rFonts w:ascii="Times New Roman" w:eastAsia="Times New Roman" w:hAnsi="Times New Roman" w:cs="Times New Roman"/>
+          <w:kern w:val="0"/>
+          <w14:ligatures w14:val="none"/>
+        </w:rPr>
+      </w:pPr>
+    </w:p>
+    <w:p>
+      <w:pPr>
+        <w:pStyle w:val="pdq2pgselectionanchorcontainer"/>
+      </w:pPr>
+      <w:r>
+        <w:rPr>
+          <w:rStyle w:val="Strong"/>
+        </w:rPr>
+        <w:t>How was the output useful to the business?</w:t>
+      </w:r>
+    </w:p>
+    <w:p>
+      <w:pPr>
+        <w:pStyle w:val="NormalWeb"/>
+      </w:pPr>
+      <w:r>
+        <w:lastRenderedPageBreak/>
+        <w:t xml:space="preserve">Because this was a revolving portfolio, the risk assessment didn't have to stop at </w:t>
+      </w:r>
+      <w:bookmarkStart w:id="0" w:name="OLE_LINK1"/>
+      <w:r>
+        <w:t>origination</w:t>
+      </w:r>
+      <w:bookmarkEnd w:id="0"/>
+      <w:r>
+        <w:t>. Customer behaviour changes over time, so the RAG flag provided an additional forward-looking view of customer risk.</w:t>
+      </w:r>
+    </w:p>
+    <w:p>
+      <w:pPr>
+        <w:pStyle w:val="NormalWeb"/>
+      </w:pPr>
+      <w:r>
+        <w:t>For Collections, it could help identify and prioritise customers showing signs of deterioration, potentially before they reached more serious delinquency. For Customer Service, it could provide an additional signal within the existing customer-management process when considering whether a customer might need additional support.</w:t>
+      </w:r>
+    </w:p>
+    <w:p>
+      <w:pPr>
+        <w:pStyle w:val="NormalWeb"/>
+      </w:pPr>
+      <w:r>
+        <w:t>Importantly, the flag wasn't intended to automatically make decisions about individual customers. It was an additional risk signal that downstream teams could combine with their existing information and policies.</w:t>
+      </w:r>
+    </w:p>
+    <w:p>
+      <w:pPr>
+        <w:spacing w:before="100" w:beforeAutospacing="1" w:after="100" w:afterAutospacing="1" w:line="240" w:lineRule="auto"/>
+        <w:rPr>
+          <w:rFonts w:ascii="Times New Roman" w:eastAsia="Times New Roman" w:hAnsi="Times New Roman" w:cs="Times New Roman"/>
+          <w:kern w:val="0"/>
+          <w14:ligatures w14:val="none"/>
+        </w:rPr>
+      </w:pPr>
     </w:p>
     <w:p/>
     <w:sectPr>
